--- a/output/[별지1호]실적보고서_JEIL_20260907.docx
+++ b/output/[별지1호]실적보고서_JEIL_20260907.docx
@@ -50,7 +50,7 @@
           <w:sz w:val="16"/>
           <w:szCs w:val="16"/>
         </w:rPr>
-        <w:t xml:space="preserve">※ [초안] 기준정보 미확정: 총사업비 / 재원 미구분 2,364건 — 보조금으로 잠정 분류됨 — 확정 후 재생성 필요</w:t>
+        <w:t xml:space="preserve">※ [초안] 기준정보 미확정: 총사업비 — 확정 후 재생성 필요</w:t>
       </w:r>
     </w:p>
     <w:p>
@@ -2297,7 +2297,7 @@
                 <w:sz w:val="17"/>
                 <w:szCs w:val="17"/>
               </w:rPr>
-              <w:t xml:space="preserve">10,956,798</w:t>
+              <w:t xml:space="preserve">5,574,182</w:t>
             </w:r>
           </w:p>
         </w:tc>
@@ -2326,7 +2326,7 @@
                 <w:sz w:val="17"/>
                 <w:szCs w:val="17"/>
               </w:rPr>
-              <w:t xml:space="preserve">0</w:t>
+              <w:t xml:space="preserve">5,382,616</w:t>
             </w:r>
           </w:p>
         </w:tc>
@@ -2446,7 +2446,7 @@
                 <w:sz w:val="17"/>
                 <w:szCs w:val="17"/>
               </w:rPr>
-              <w:t xml:space="preserve">91.3%</w:t>
+              <w:t xml:space="preserve">46.5%</w:t>
             </w:r>
           </w:p>
         </w:tc>
@@ -2476,7 +2476,7 @@
                 <w:sz w:val="17"/>
                 <w:szCs w:val="17"/>
               </w:rPr>
-              <w:t xml:space="preserve">0.0%</w:t>
+              <w:t xml:space="preserve">44.9%</w:t>
             </w:r>
           </w:p>
         </w:tc>

--- a/output/[별지1호]실적보고서_JEIL_20260907.docx
+++ b/output/[별지1호]실적보고서_JEIL_20260907.docx
@@ -683,87 +683,23 @@
         <w:t xml:space="preserve">○ 추진방법</w:t>
       </w:r>
     </w:p>
-    <w:tbl>
-      <w:tblPr>
-        <w:tblW w:type="dxa" w:w="9639"/>
-        <w:tblBorders>
-          <w:top w:val="single" w:color="auto" w:sz="4"/>
-          <w:left w:val="single" w:color="auto" w:sz="4"/>
-          <w:bottom w:val="single" w:color="auto" w:sz="4"/>
-          <w:right w:val="single" w:color="auto" w:sz="4"/>
-          <w:insideH w:val="single" w:color="auto" w:sz="4"/>
-          <w:insideV w:val="single" w:color="auto" w:sz="4"/>
-        </w:tblBorders>
-      </w:tblPr>
-      <w:tblGrid>
-        <w:gridCol w:w="9639"/>
-      </w:tblGrid>
-      <w:tr>
-        <w:tc>
-          <w:tcPr>
-            <w:tcW w:type="dxa" w:w="9639"/>
-            <w:tcMar>
-              <w:top w:type="dxa" w:w="44"/>
-              <w:left w:type="dxa" w:w="70"/>
-              <w:bottom w:type="dxa" w:w="44"/>
-              <w:right w:type="dxa" w:w="70"/>
-            </w:tcMar>
-            <w:vAlign w:val="center"/>
-          </w:tcPr>
-          <w:p>
-            <w:pPr>
-              <w:spacing w:after="14" w:before="14" w:line="280"/>
-              <w:jc w:val="left"/>
-            </w:pPr>
-            <w:r>
-              <w:rPr>
-                <w:rFonts w:ascii="맑은 고딕" w:cs="맑은 고딕" w:eastAsia="맑은 고딕" w:hAnsi="맑은 고딕"/>
-                <w:b w:val="false"/>
-                <w:bCs w:val="false"/>
-                <w:color w:val="000000"/>
-                <w:sz w:val="17"/>
-                <w:szCs w:val="17"/>
-              </w:rPr>
-              <w:t xml:space="preserve"/>
-            </w:r>
-          </w:p>
-          <w:p>
-            <w:pPr>
-              <w:spacing w:after="14" w:before="14" w:line="280"/>
-              <w:jc w:val="left"/>
-            </w:pPr>
-            <w:r>
-              <w:rPr>
-                <w:rFonts w:ascii="맑은 고딕" w:cs="맑은 고딕" w:eastAsia="맑은 고딕" w:hAnsi="맑은 고딕"/>
-                <w:b w:val="false"/>
-                <w:bCs w:val="false"/>
-                <w:color w:val="000000"/>
-                <w:sz w:val="17"/>
-                <w:szCs w:val="17"/>
-              </w:rPr>
-              <w:t xml:space="preserve"/>
-            </w:r>
-          </w:p>
-          <w:p>
-            <w:pPr>
-              <w:spacing w:after="14" w:before="14" w:line="280"/>
-              <w:jc w:val="left"/>
-            </w:pPr>
-            <w:r>
-              <w:rPr>
-                <w:rFonts w:ascii="맑은 고딕" w:cs="맑은 고딕" w:eastAsia="맑은 고딕" w:hAnsi="맑은 고딕"/>
-                <w:b w:val="false"/>
-                <w:bCs w:val="false"/>
-                <w:color w:val="000000"/>
-                <w:sz w:val="17"/>
-                <w:szCs w:val="17"/>
-              </w:rPr>
-              <w:t xml:space="preserve"/>
-            </w:r>
-          </w:p>
-        </w:tc>
-      </w:tr>
-    </w:tbl>
+    <w:p>
+      <w:pPr>
+        <w:spacing w:after="40" w:before="40" w:line="300"/>
+        <w:jc w:val="left"/>
+      </w:pPr>
+      <w:r>
+        <w:rPr>
+          <w:rFonts w:ascii="맑은 고딕" w:cs="맑은 고딕" w:eastAsia="맑은 고딕" w:hAnsi="맑은 고딕"/>
+          <w:b w:val="false"/>
+          <w:bCs w:val="false"/>
+          <w:color w:val="000000"/>
+          <w:sz w:val="17"/>
+          <w:szCs w:val="17"/>
+        </w:rPr>
+        <w:t xml:space="preserve">  단위사업 9종(디지털 OASIS SPOT·이노베이션 스퀘어·스마트폴·무인매장·유무선통신망·DRT·AI융합플랫폼·연구리빙랩·사업관리)을 컨소시엄 5개 기관이 분담 수행</w:t>
+      </w:r>
+    </w:p>
     <w:p>
       <w:pPr>
         <w:spacing w:after="40" w:before="140" w:line="300"/>
@@ -779,6 +715,40 @@
           <w:szCs w:val="19"/>
         </w:rPr>
         <w:t xml:space="preserve">○ 추진실적</w:t>
+      </w:r>
+    </w:p>
+    <w:p>
+      <w:pPr>
+        <w:spacing w:after="40" w:before="40" w:line="300"/>
+        <w:jc w:val="left"/>
+      </w:pPr>
+      <w:r>
+        <w:rPr>
+          <w:rFonts w:ascii="맑은 고딕" w:cs="맑은 고딕" w:eastAsia="맑은 고딕" w:hAnsi="맑은 고딕"/>
+          <w:b w:val="false"/>
+          <w:bCs w:val="false"/>
+          <w:color w:val="000000"/>
+          <w:sz w:val="17"/>
+          <w:szCs w:val="17"/>
+        </w:rPr>
+        <w:t xml:space="preserve">  총사업비 24,000,000,000원 중 10,956,798,035원 집행(45.7%). 증빙 2,364건. 중요재산 취득 진행 중</w:t>
+      </w:r>
+    </w:p>
+    <w:p>
+      <w:pPr>
+        <w:spacing w:after="40" w:before="40" w:line="300"/>
+        <w:jc w:val="left"/>
+      </w:pPr>
+      <w:r>
+        <w:rPr>
+          <w:rFonts w:ascii="맑은 고딕" w:cs="맑은 고딕" w:eastAsia="맑은 고딕" w:hAnsi="맑은 고딕"/>
+          <w:b w:val="false"/>
+          <w:bCs w:val="false"/>
+          <w:color w:val="888888"/>
+          <w:sz w:val="15"/>
+          <w:szCs w:val="15"/>
+        </w:rPr>
+        <w:t xml:space="preserve">  ※ 세부 추진실적은 별도 기재</w:t>
       </w:r>
     </w:p>
     <w:tbl>
@@ -842,40 +812,6 @@
               <w:t xml:space="preserve"/>
             </w:r>
           </w:p>
-          <w:p>
-            <w:pPr>
-              <w:spacing w:after="14" w:before="14" w:line="280"/>
-              <w:jc w:val="left"/>
-            </w:pPr>
-            <w:r>
-              <w:rPr>
-                <w:rFonts w:ascii="맑은 고딕" w:cs="맑은 고딕" w:eastAsia="맑은 고딕" w:hAnsi="맑은 고딕"/>
-                <w:b w:val="false"/>
-                <w:bCs w:val="false"/>
-                <w:color w:val="000000"/>
-                <w:sz w:val="17"/>
-                <w:szCs w:val="17"/>
-              </w:rPr>
-              <w:t xml:space="preserve"/>
-            </w:r>
-          </w:p>
-          <w:p>
-            <w:pPr>
-              <w:spacing w:after="14" w:before="14" w:line="280"/>
-              <w:jc w:val="left"/>
-            </w:pPr>
-            <w:r>
-              <w:rPr>
-                <w:rFonts w:ascii="맑은 고딕" w:cs="맑은 고딕" w:eastAsia="맑은 고딕" w:hAnsi="맑은 고딕"/>
-                <w:b w:val="false"/>
-                <w:bCs w:val="false"/>
-                <w:color w:val="000000"/>
-                <w:sz w:val="17"/>
-                <w:szCs w:val="17"/>
-              </w:rPr>
-              <w:t xml:space="preserve"/>
-            </w:r>
-          </w:p>
         </w:tc>
       </w:tr>
     </w:tbl>
@@ -894,6 +830,23 @@
           <w:szCs w:val="19"/>
         </w:rPr>
         <w:t xml:space="preserve">○ 사업성과</w:t>
+      </w:r>
+    </w:p>
+    <w:p>
+      <w:pPr>
+        <w:spacing w:after="40" w:before="40" w:line="300"/>
+        <w:jc w:val="left"/>
+      </w:pPr>
+      <w:r>
+        <w:rPr>
+          <w:rFonts w:ascii="맑은 고딕" w:cs="맑은 고딕" w:eastAsia="맑은 고딕" w:hAnsi="맑은 고딕"/>
+          <w:b w:val="false"/>
+          <w:bCs w:val="false"/>
+          <w:color w:val="888888"/>
+          <w:sz w:val="15"/>
+          <w:szCs w:val="15"/>
+        </w:rPr>
+        <w:t xml:space="preserve">  ※ 협약 성과지표 달성 결과 기재</w:t>
       </w:r>
     </w:p>
     <w:tbl>
@@ -994,6 +947,23 @@
         <w:t xml:space="preserve">○ 성과 활용계획</w:t>
       </w:r>
     </w:p>
+    <w:p>
+      <w:pPr>
+        <w:spacing w:after="40" w:before="40" w:line="300"/>
+        <w:jc w:val="left"/>
+      </w:pPr>
+      <w:r>
+        <w:rPr>
+          <w:rFonts w:ascii="맑은 고딕" w:cs="맑은 고딕" w:eastAsia="맑은 고딕" w:hAnsi="맑은 고딕"/>
+          <w:b w:val="false"/>
+          <w:bCs w:val="false"/>
+          <w:color w:val="888888"/>
+          <w:sz w:val="15"/>
+          <w:szCs w:val="15"/>
+        </w:rPr>
+        <w:t xml:space="preserve">  ※ 준공 후 3년 운영단계(2027~2029) 활용계획 기재</w:t>
+      </w:r>
+    </w:p>
     <w:tbl>
       <w:tblPr>
         <w:tblW w:type="dxa" w:w="9639"/>
@@ -1021,23 +991,6 @@
             </w:tcMar>
             <w:vAlign w:val="center"/>
           </w:tcPr>
-          <w:p>
-            <w:pPr>
-              <w:spacing w:after="14" w:before="14" w:line="280"/>
-              <w:jc w:val="left"/>
-            </w:pPr>
-            <w:r>
-              <w:rPr>
-                <w:rFonts w:ascii="맑은 고딕" w:cs="맑은 고딕" w:eastAsia="맑은 고딕" w:hAnsi="맑은 고딕"/>
-                <w:b w:val="false"/>
-                <w:bCs w:val="false"/>
-                <w:color w:val="000000"/>
-                <w:sz w:val="17"/>
-                <w:szCs w:val="17"/>
-              </w:rPr>
-              <w:t xml:space="preserve"/>
-            </w:r>
-          </w:p>
           <w:p>
             <w:pPr>
               <w:spacing w:after="14" w:before="14" w:line="280"/>
